--- a/public/cv/Ahmed_Soumri_CV_FR.docx
+++ b/public/cv/Ahmed_Soumri_CV_FR.docx
@@ -46,7 +46,7 @@
         <w:rPr>
           <w:sz w:val="22"/>
         </w:rPr>
-        <w:t>Tunis, Tunisia | +216 95941469 | ahmedsoumri01@gmail.com | linkedin.com/in/ahmed-soumri | github.com/ahmedsoumri | ahmedsoumri.com</w:t>
+        <w:t>Tunis, Tunisia | +216 95941469 | ahmedsoumri01@gmail.com | https://linkedin.com/in/ahmed-soumri | https://github.com/ahmedsoumri | https://www.ahmedsoumri.com</w:t>
       </w:r>
     </w:p>
     <w:p>
